--- a/tallerbus/docs/manuales/Manual_tecnico_TallerBus.docx
+++ b/tallerbus/docs/manuales/Manual_tecnico_TallerBus.docx
@@ -29,16 +29,16 @@
         <w:rPr>
           <w:sz w:val="26"/>
         </w:rPr>
-        <w:t>Guía completa • Edición 1.0</w:t>
+        <w:t>Guía completa • Edición 2.0</w:t>
       </w:r>
     </w:p>
     <w:p>
       <w:r>
-        <w:t>22 de octubre de 2026</w:t>
+        <w:t>27 de octubre de 2026</w:t>
         <w:br/>
         <w:t>Repositorio: UP240248/nontaller</w:t>
         <w:br/>
-        <w:t>Referencia documental: e4a2192</w:t>
+        <w:t>Referencia documental: base e4a2192 + actualización de acceso del 27/10/2026</w:t>
         <w:br/>
         <w:t>Alcance: uso personal local en Windows</w:t>
       </w:r>
@@ -365,7 +365,7 @@
     </w:p>
     <w:p>
       <w:r>
-        <w:t>Este manual permite instalar, mantener, diagnosticar y desarrollar TallerBus / Terrabus. Está dirigido al responsable técnico, soporte y desarrolladores. Describe el código del repositorio UP240248/nontaller, referencia e4a2192, revisado el 22 de octubre de 2026. Los cambios posteriores deben contrastarse con los manifiestos, el esquema y las políticas vigentes.</w:t>
+        <w:t>Este manual permite instalar, mantener, diagnosticar y desarrollar TallerBus / Terrabus. Está dirigido al responsable técnico, soporte y desarrolladores. Describe el código del repositorio UP240248/nontaller, referencia base e4a2192 + actualización de acceso del 27/10/2026, revisado el 27 de octubre de 2026. Los cambios posteriores deben contrastarse con los manifiestos, el esquema y las políticas vigentes.</w:t>
       </w:r>
     </w:p>
     <w:p>
@@ -1878,12 +1878,12 @@
     </w:p>
     <w:p>
       <w:r>
-        <w:t>Introducir nombre de 2–100 caracteres, correo válido de hasta 190 caracteres y contraseña de 12–128 caracteres, dos veces idéntica. La contraseña está oculta y no muestra asteriscos. El correo se usa como identificador; no hay envío de verificación. El bootstrap exige terminal interactiva y rechaza crear otro administrador si ya existe uno activo.</w:t>
+        <w:t>Introducir nombre de 2–100 caracteres, usuario de acceso de 3–40 caracteres y contraseña de 8–128 caracteres, dos veces idéntica. La contraseña está oculta y no muestra asteriscos. La cuenta se identifica mediante su usuario de acceso. El bootstrap exige terminal interactiva y rechaza crear otro administrador si ya existe uno activo.</w:t>
       </w:r>
     </w:p>
     <w:p>
       <w:r>
-        <w:t>Ante Datos inválidos o contraseñas distintas, revisar también nombre y formato del correo. Reintentar el comando con los datos correctos; no eliminar la base ni cambiar el hash manualmente. No usar ejemplos publicados como contraseña real.</w:t>
+        <w:t>Ante Datos inválidos o contraseñas distintas, revisar también nombre y formato del usuario. Reintentar el comando con los datos correctos; no eliminar la base ni cambiar el hash manualmente. No usar ejemplos publicados como contraseña real.</w:t>
       </w:r>
     </w:p>
     <w:p>
@@ -2908,7 +2908,7 @@
     </w:p>
     <w:p>
       <w:r>
-        <w:t>Los cambios de rol, desactivación y revocación explícita cierran sesiones. La fila AdminLock protege transaccionalmente la conservación del último administrador activo y coordina las operaciones de identidad. No borrar esa fila. No existe pantalla o endpoint de cambio/restablecimiento de contraseña implementado; no prometer al empleado un flujo de recuperación por correo.</w:t>
+        <w:t>Los cambios de rol, desactivación y revocación explícita cierran sesiones. La fila AdminLock protege transaccionalmente la conservación del último administrador activo y coordina las operaciones de identidad. No borrar esa fila. No existe pantalla o endpoint de cambio/restablecimiento de contraseña implementado; no prometer al empleado un flujo de recuperación automática de contraseña.</w:t>
       </w:r>
     </w:p>
     <w:p>
@@ -4669,6 +4669,28 @@
           </w:p>
         </w:tc>
       </w:tr>
+      <w:tr>
+        <w:tc>
+          <w:tcPr>
+            <w:tcW w:type="dxa" w:w="4791"/>
+          </w:tcPr>
+          <w:p>
+            <w:r>
+              <w:t>20261027190000_usernames</w:t>
+            </w:r>
+          </w:p>
+        </w:tc>
+        <w:tc>
+          <w:tcPr>
+            <w:tcW w:type="dxa" w:w="4791"/>
+          </w:tcPr>
+          <w:p>
+            <w:r>
+              <w:t>Usuario de acceso único en lugar de correo; conserva IDs, hashes y relaciones</w:t>
+            </w:r>
+          </w:p>
+        </w:tc>
+      </w:tr>
     </w:tbl>
     <w:p>
       <w:pPr>
@@ -6110,7 +6132,7 @@
                 <w:color w:val="253746"/>
                 <w:sz w:val="18"/>
               </w:rPr>
-              <w:t>Nombre 2–100, correo válido, contraseña 12–128 e idéntica; escribir de nuevo</w:t>
+              <w:t>Nombre 2–100, usuario válido de 3–40 caracteres, contraseña 8–128 e idéntica; escribir de nuevo</w:t>
             </w:r>
           </w:p>
         </w:tc>
@@ -6470,7 +6492,7 @@
                 <w:color w:val="253746"/>
                 <w:sz w:val="18"/>
               </w:rPr>
-              <w:t>Esperar la ventana; revisar correo/contraseña sin intentos masivos</w:t>
+              <w:t>Esperar la ventana; revisar usuario/contraseña sin intentos masivos</w:t>
             </w:r>
           </w:p>
         </w:tc>
@@ -6862,7 +6884,7 @@
                 <w:color w:val="253746"/>
                 <w:sz w:val="18"/>
               </w:rPr>
-              <w:t>email/password; cookie HttpOnly, SameSite Strict; devuelve usuario público y csrfToken</w:t>
+              <w:t>username/password; cookie HttpOnly, SameSite Strict; devuelve usuario público y csrfToken</w:t>
             </w:r>
           </w:p>
         </w:tc>
@@ -7122,7 +7144,7 @@
                 <w:color w:val="253746"/>
                 <w:sz w:val="18"/>
               </w:rPr>
-              <w:t>name, email, password (12–128), role; usuario público, 201</w:t>
+              <w:t>name, username, password (8–128), role; usuario público, 201</w:t>
             </w:r>
           </w:p>
         </w:tc>
@@ -7187,7 +7209,7 @@
                 <w:color w:val="253746"/>
                 <w:sz w:val="18"/>
               </w:rPr>
-              <w:t>version obligatorio; name/email/role/active opcionales; 409 si obsoleto o último administrador</w:t>
+              <w:t>version obligatorio; name/username/role/active opcionales; 409 si obsoleto o último administrador</w:t>
             </w:r>
           </w:p>
         </w:tc>
@@ -7410,7 +7432,7 @@
     </w:p>
     <w:p>
       <w:r>
-        <w:t>Fechas UTC ISO 8601. Usuarios públicos: id, name, email, role, active, version. Roles enum ADMINISTRACION, LOGISTICA, MECANICO, OPERADOR, CONTABILIDAD. No hay DELETE de usuarios ni actualización de contraseña por API todavía. Orden de usuarios y eventos estable, más recientes primero. Los listados no admiten campos de orden arbitrarios.</w:t>
+        <w:t>Fechas UTC ISO 8601. Usuarios públicos: id, name, username, role, active, version. Roles enum ADMINISTRACION, LOGISTICA, MECANICO, OPERADOR, CONTABILIDAD. No hay DELETE de usuarios ni actualización de contraseña por API todavía. Orden de usuarios y eventos estable, más recientes primero. Los listados no admiten campos de orden arbitrarios.</w:t>
       </w:r>
     </w:p>
     <w:p>
@@ -11500,16 +11522,8 @@
             <w:shd w:fill="F0F5F7"/>
           </w:tcPr>
           <w:p>
-            <w:pPr>
-              <w:spacing w:after="80" w:before="80"/>
-            </w:pPr>
-            <w:r>
-              <w:rPr>
-                <w:b w:val="0"/>
-                <w:color w:val="253746"/>
-                <w:sz w:val="18"/>
-              </w:rPr>
-              <w:t>email</w:t>
+            <w:r>
+              <w:t>username</w:t>
             </w:r>
           </w:p>
         </w:tc>
@@ -11540,16 +11554,8 @@
             <w:shd w:fill="F0F5F7"/>
           </w:tcPr>
           <w:p>
-            <w:pPr>
-              <w:spacing w:after="80" w:before="80"/>
-            </w:pPr>
-            <w:r>
-              <w:rPr>
-                <w:b w:val="0"/>
-                <w:color w:val="253746"/>
-                <w:sz w:val="18"/>
-              </w:rPr>
-              <w:t>@unique @db.VarChar(190)</w:t>
+            <w:r>
+              <w:t>@unique @db.VarChar(40)</w:t>
             </w:r>
           </w:p>
         </w:tc>
@@ -32589,7 +32595,7 @@
     </w:p>
     <w:p>
       <w:r>
-        <w:t>La edición se elaboró a partir de README.md, package.json y manifiestos de backend/frontend, backend/prisma/schema.prisma y sus seis migraciones, scripts de instalación/respaldo/diagnóstico, backend/src/config.ts, security.ts y bootstrap.ts, docs/api.md, permisos.md, manual-usuario.md, manual-desarrollo.md, operacion.md, respaldos.md, uso-local-personal.md y validacion-fase-7.md.</w:t>
+        <w:t>La edición se elaboró a partir de README.md, package.json y manifiestos de backend/frontend, backend/prisma/schema.prisma y sus siete migraciones, scripts de instalación/respaldo/diagnóstico, backend/src/config.ts, security.ts y bootstrap.ts, docs/api.md, permisos.md, manual-usuario.md, manual-desarrollo.md, operacion.md, respaldos.md, uso-local-personal.md y validacion-fase-7.md.</w:t>
       </w:r>
     </w:p>
     <w:p>
@@ -32600,6 +32606,39 @@
     <w:p>
       <w:r>
         <w:t>No se usaron archivos .local, contraseñas, fotografías internas, cookies ni SQL de respaldos. El documento no modifica código, datos, cuentas o infraestructura.</w:t>
+      </w:r>
+    </w:p>
+    <w:p>
+      <w:r>
+        <w:br w:type="page"/>
+      </w:r>
+    </w:p>
+    <w:p>
+      <w:pPr>
+        <w:pStyle w:val="Heading1"/>
+      </w:pPr>
+      <w:r>
+        <w:t>Actualización de acceso — 27 de octubre de 2026</w:t>
+      </w:r>
+    </w:p>
+    <w:p>
+      <w:r>
+        <w:t>El inicio de sesión usa usuario y contraseña. Crear una cuenta requiere nombre del empleado, usuario de acceso y contraseña de 8–128 caracteres, más el rol autorizado. Administración consulta nombre, usuario, rol y estado en columnas separadas. Las contraseñas no se pueden ver en texto ni recuperar de su hash.</w:t>
+      </w:r>
+    </w:p>
+    <w:p>
+      <w:r>
+        <w:t>Usuario de acceso: 3–40 letras sin acentos, números, puntos, guiones o guiones bajos; inicio alfanumérico, sin espacios interiores, normalización a minúsculas. Ejemplo: juan.perez. El nombre del empleado sí puede llevar espacios y acentos.</w:t>
+      </w:r>
+    </w:p>
+    <w:p>
+      <w:r>
+        <w:t>Las cuentas existentes conservan su contraseña. La migración deriva el usuario de la parte anterior al @; resuelve duplicados con un identificador único. Antes de actualizar, detener la aplicación y crear/verificar respaldo. Después de git pull --ff-only y npm.cmd run setup, ejecutar npm.cmd run users:local para consultar el usuario asignado; no repetir bootstrap si ya hay administrador.</w:t>
+      </w:r>
+    </w:p>
+    <w:p>
+      <w:r>
+        <w:t>Para la demo usar npm.cmd run demo:setup; actualiza su archivo privado de cuentas sin cambiar contraseñas. El archivo contiene username y password. No compartirlo. Guía detallada del repositorio: docs/acceso-por-usuario.md.</w:t>
       </w:r>
     </w:p>
     <w:sectPr>
@@ -32627,7 +32666,7 @@
         <w:color w:val="61717C"/>
         <w:sz w:val="16"/>
       </w:rPr>
-      <w:t xml:space="preserve">Edición 1.0 · 22/10/2026   |   Página </w:t>
+      <w:t xml:space="preserve">Edición 2.0 · 27/10/2026   |   Página  de </w:t>
     </w:r>
     <w:r>
       <w:rPr>
@@ -32641,7 +32680,6 @@
         <w:color w:val="61717C"/>
         <w:sz w:val="16"/>
       </w:rPr>
-      <w:t xml:space="preserve"> de </w:t>
     </w:r>
     <w:r>
       <w:rPr>

--- a/tallerbus/docs/manuales/Manual_tecnico_TallerBus.docx
+++ b/tallerbus/docs/manuales/Manual_tecnico_TallerBus.docx
@@ -32639,6 +32639,187 @@
     <w:p>
       <w:r>
         <w:t>Para la demo usar npm.cmd run demo:setup; actualiza su archivo privado de cuentas sin cambiar contraseñas. El archivo contiene username y password. No compartirlo. Guía detallada del repositorio: docs/acceso-por-usuario.md.</w:t>
+      </w:r>
+    </w:p>
+    <w:p>
+      <w:r>
+        <w:br w:type="page"/>
+      </w:r>
+    </w:p>
+    <w:p>
+      <w:pPr>
+        <w:pStyle w:val="Heading1"/>
+      </w:pPr>
+      <w:r>
+        <w:t>Actualización de Inventario — 28 de octubre de 2026</w:t>
+      </w:r>
+    </w:p>
+    <w:p>
+      <w:r>
+        <w:t>Este anexo sustituye las instrucciones de navegación de Inventario anteriores. No cambia reglas de permisos, costos o stock. No se agregan migraciones.</w:t>
+      </w:r>
+    </w:p>
+    <w:tbl>
+      <w:tblPr>
+        <w:tblStyle w:val="LightShading-Accent1"/>
+        <w:tblW w:type="auto" w:w="0"/>
+        <w:tblLook w:firstColumn="1" w:firstRow="1" w:lastColumn="0" w:lastRow="0" w:noHBand="0" w:noVBand="1" w:val="04A0"/>
+      </w:tblPr>
+      <w:tblGrid>
+        <w:gridCol w:w="4790"/>
+        <w:gridCol w:w="4790"/>
+      </w:tblGrid>
+      <w:tr>
+        <w:tc>
+          <w:tcPr>
+            <w:tcW w:type="dxa" w:w="4790"/>
+          </w:tcPr>
+          <w:p>
+            <w:r>
+              <w:t>Rol o tarea</w:t>
+            </w:r>
+          </w:p>
+        </w:tc>
+        <w:tc>
+          <w:tcPr>
+            <w:tcW w:type="dxa" w:w="4790"/>
+          </w:tcPr>
+          <w:p>
+            <w:r>
+              <w:t>Dónde entrar / qué hacer</w:t>
+            </w:r>
+          </w:p>
+        </w:tc>
+      </w:tr>
+      <w:tr>
+        <w:tc>
+          <w:tcPr>
+            <w:tcW w:type="dxa" w:w="4790"/>
+          </w:tcPr>
+          <w:p>
+            <w:r>
+              <w:t>Contabilidad</w:t>
+            </w:r>
+          </w:p>
+        </w:tc>
+        <w:tc>
+          <w:tcPr>
+            <w:tcW w:type="dxa" w:w="4790"/>
+          </w:tcPr>
+          <w:p>
+            <w:r>
+              <w:t>Inventario (consulta) y Compras (consulta), en menú o Mi espacio. El reporte se selecciona automáticamente; consultar, filtrar y exportar. No registra movimientos.</w:t>
+            </w:r>
+          </w:p>
+        </w:tc>
+      </w:tr>
+      <w:tr>
+        <w:tc>
+          <w:tcPr>
+            <w:tcW w:type="dxa" w:w="4790"/>
+          </w:tcPr>
+          <w:p>
+            <w:r>
+              <w:t>Logística: existencias</w:t>
+            </w:r>
+          </w:p>
+        </w:tc>
+        <w:tc>
+          <w:tcPr>
+            <w:tcW w:type="dxa" w:w="4790"/>
+          </w:tcPr>
+          <w:p>
+            <w:r>
+              <w:t>Inventario → Existencias. Buscar no modifica los formularios. Entrada y Entregar de cada fila preseleccionan la pieza.</w:t>
+            </w:r>
+          </w:p>
+        </w:tc>
+      </w:tr>
+      <w:tr>
+        <w:tc>
+          <w:tcPr>
+            <w:tcW w:type="dxa" w:w="4790"/>
+          </w:tcPr>
+          <w:p>
+            <w:r>
+              <w:t>Logística: movimientos</w:t>
+            </w:r>
+          </w:p>
+        </w:tc>
+        <w:tc>
+          <w:tcPr>
+            <w:tcW w:type="dxa" w:w="4790"/>
+          </w:tcPr>
+          <w:p>
+            <w:r>
+              <w:t>Inventario → Movimientos. Buscar por código, descripción, unidad u orden; filtrar por tipo. Devolver sobrantes permite encontrar entregas antiguas y muestra el máximo permitido.</w:t>
+            </w:r>
+          </w:p>
+        </w:tc>
+      </w:tr>
+      <w:tr>
+        <w:tc>
+          <w:tcPr>
+            <w:tcW w:type="dxa" w:w="4790"/>
+          </w:tcPr>
+          <w:p>
+            <w:r>
+              <w:t>Logística: compras</w:t>
+            </w:r>
+          </w:p>
+        </w:tc>
+        <w:tc>
+          <w:tcPr>
+            <w:tcW w:type="dxa" w:w="4790"/>
+          </w:tcPr>
+          <w:p>
+            <w:r>
+              <w:t>Compras tiene acceso propio. Nueva compra → Guardar borrador → Aprobar → Recibir ahora. Se muestra pedido, recibido y pendiente. Cancelar requiere motivo y confirmación.</w:t>
+            </w:r>
+          </w:p>
+        </w:tc>
+      </w:tr>
+      <w:tr>
+        <w:tc>
+          <w:tcPr>
+            <w:tcW w:type="dxa" w:w="4790"/>
+          </w:tcPr>
+          <w:p>
+            <w:r>
+              <w:t>Administración/Mecánico</w:t>
+            </w:r>
+          </w:p>
+        </w:tc>
+        <w:tc>
+          <w:tcPr>
+            <w:tcW w:type="dxa" w:w="4790"/>
+          </w:tcPr>
+          <w:p>
+            <w:r>
+              <w:t>Consultan existencias sin importes. Logística sigue registrando operaciones.</w:t>
+            </w:r>
+          </w:p>
+        </w:tc>
+      </w:tr>
+    </w:tbl>
+    <w:p>
+      <w:r>
+        <w:t>Los cuatro botones de almacén abren solo el formulario correspondiente: entrada, entrega a orden, devolución y ajuste de conteo. Cantidades positivas hasta tres decimales, salvo ajuste con signo; costos no negativos hasta seis decimales. Mensajes de error dentro del formulario. No se admiten piezas repetidas en una compra ni recibir/devolver por encima de lo permitido.</w:t>
+      </w:r>
+    </w:p>
+    <w:p>
+      <w:r>
+        <w:t>Código de refacción (SKU) es el identificador que tú asignas, por ejemplo FIL-001. No necesita código de barras. Los enlaces de registro dentro de formularios abren el catálogo en otra pestaña; vuelve y busca para actualizar opciones. Cerrar sin guardar no crea una compra en BD ni conserva datos al salir de la página.</w:t>
+      </w:r>
+    </w:p>
+    <w:p>
+      <w:r>
+        <w:t>La misma refacción no se vuelve a descontar al cerrar una orden. Recibir una compra no debe duplicarse con una entrada directa. Pendiente de devolver es el máximo que se puede devolver, no una obligación de regresar piezas usadas. Guía del repositorio: docs/inventario-guia-rapida.md.</w:t>
+      </w:r>
+    </w:p>
+    <w:p>
+      <w:r>
+        <w:t>GET /inventario/movimientos ahora admite tipo y search y filtra/contabiliza antes de paginar. Incluye orden legible y devuelto/pendienteDevolver para ENTREGAS, derivados de devoluciones con Decimal. Guard de Logística conservado. Frontend separa búsquedas, consulta órdenes ABIERTA/EN_PROCESO por estado y usa BigInt para milésimas y presentación decimal exacta. Pruebas finales: 18 unitarias, 122 integraciones y 13 E2E relevantes; sin fallo/omisión en esas ejecuciones.</w:t>
       </w:r>
     </w:p>
     <w:sectPr>
